--- a/00_Перечень_документов.docx
+++ b/00_Перечень_документов.docx
@@ -16,11 +16,7 @@
         <w:pStyle w:val="FirstParagraph"/>
       </w:pPr>
       <w:r>
-        <w:rPr>
-          <w:iCs/>
-          <w:i/>
-        </w:rPr>
-        <w:t xml:space="preserve">Сопроводительная документация на вакуумную установку. Изготовитель — Jiangsu Torchi Engineering &amp; Technology Development Co., Ltd. (Цзянсу Торчи), проект 26-01 ZFXT-011, август–октябрь 2026 г. Язык оригиналов — китайский (часть документов — китайский + английский). Переводы на русский выполнены в формате Word и лежат в папках «Перевод_RU» рядом с папками «Оригинал».</w:t>
+        <w:t xml:space="preserve">*Сопроводительная документация на вакуумную установку. Изготовитель — Jiangsu Torchi Engineering &amp; Technology Development Co., Ltd. (Цзянсу Торчи), проект 26-01 ZFXT-011, август–октябрь 2026 г. Язык оригиналов — китайский (часть документов — китайский + английский). Каждый раздел — отдельная папка: в подпапке «Оригинал» — исходные файлы (переименованы по-русски, исходное китайское имя указано в скобках), в подпапке «Перевод_RU» — перевод на русский в формате Word с тем же именем и окончанием _RU.*</w:t>
       </w:r>
     </w:p>
     <w:bookmarkStart w:id="20" w:name="Xa0c0f482a0e40d46a5c0ebc945b8c6e75e1cb1d"/>
@@ -136,7 +132,7 @@
               <w:rPr>
                 <w:sz w:val="17"/>
               </w:rPr>
-              <w:t xml:space="preserve">Исходный файл</w:t>
+              <w:t xml:space="preserve">Оригинал (папка «Оригинал»)</w:t>
             </w:r>
           </w:p>
         </w:tc>
@@ -250,7 +246,7 @@
               <w:rPr>
                 <w:sz w:val="17"/>
               </w:rPr>
-              <w:t xml:space="preserve">E103_6平方立管换热器.pdf</w:t>
+              <w:t xml:space="preserve">E103_Теплообменник_вертикальный_трубчатый_6м2.pdf (исх.: E103_6平方立管换热器.pdf)</w:t>
             </w:r>
           </w:p>
         </w:tc>
@@ -364,7 +360,7 @@
               <w:rPr>
                 <w:sz w:val="17"/>
               </w:rPr>
-              <w:t xml:space="preserve">E104_薄膜二级冷凝器.pdf</w:t>
+              <w:t xml:space="preserve">E104_Конденсатор_второй_ступени.pdf (исх.: E104_薄膜二级冷凝器.pdf)</w:t>
             </w:r>
           </w:p>
         </w:tc>
@@ -478,7 +474,7 @@
               <w:rPr>
                 <w:sz w:val="17"/>
               </w:rPr>
-              <w:t xml:space="preserve">E201-3平方预热器.pdf</w:t>
+              <w:t xml:space="preserve">E201_Подогреватель_3м2.pdf (исх.: E201-3平方预热器.pdf)</w:t>
             </w:r>
           </w:p>
         </w:tc>
@@ -592,7 +588,7 @@
               <w:rPr>
                 <w:sz w:val="17"/>
               </w:rPr>
-              <w:t xml:space="preserve">E203_3平方冷井.pdf</w:t>
+              <w:t xml:space="preserve">E203_Вымораживающая_ловушка_3м2.pdf (исх.: E203_3平方冷井.pdf)</w:t>
             </w:r>
           </w:p>
         </w:tc>
@@ -706,7 +702,7 @@
               <w:rPr>
                 <w:sz w:val="17"/>
               </w:rPr>
-              <w:t xml:space="preserve">E204_液氮冷井.pdf</w:t>
+              <w:t xml:space="preserve">E204_Ловушка_на_жидком_азоте.pdf (исх.: E204_液氮冷井.pdf)</w:t>
             </w:r>
           </w:p>
         </w:tc>
@@ -820,7 +816,7 @@
               <w:rPr>
                 <w:sz w:val="17"/>
               </w:rPr>
-              <w:t xml:space="preserve">V101_原料罐.pdf</w:t>
+              <w:t xml:space="preserve">V101_Емкость_сырья.pdf (исх.: V101_原料罐.pdf)</w:t>
             </w:r>
           </w:p>
         </w:tc>
@@ -934,7 +930,7 @@
               <w:rPr>
                 <w:sz w:val="17"/>
               </w:rPr>
-              <w:t xml:space="preserve">V102_薄膜重相罐.pdf</w:t>
+              <w:t xml:space="preserve">V102_Емкость_тяжелой_фазы_пленочная.pdf (исх.: V102_薄膜重相罐.pdf)</w:t>
             </w:r>
           </w:p>
         </w:tc>
@@ -1048,7 +1044,7 @@
               <w:rPr>
                 <w:sz w:val="17"/>
               </w:rPr>
-              <w:t xml:space="preserve">V201_短程重相罐.pdf</w:t>
+              <w:t xml:space="preserve">V201_Емкость_тяжелой_фазы_короткопутевая.pdf (исх.: V201_短程重相罐.pdf)</w:t>
             </w:r>
           </w:p>
         </w:tc>
@@ -1162,7 +1158,7 @@
               <w:rPr>
                 <w:sz w:val="17"/>
               </w:rPr>
-              <w:t xml:space="preserve">V202_短程轻相罐.pdf</w:t>
+              <w:t xml:space="preserve">V202_Емкость_легкой_фазы_50л.pdf (исх.: V202_短程轻相罐.pdf)</w:t>
             </w:r>
           </w:p>
         </w:tc>
@@ -1322,7 +1318,7 @@
               <w:rPr>
                 <w:sz w:val="17"/>
               </w:rPr>
-              <w:t xml:space="preserve">Исходный файл</w:t>
+              <w:t xml:space="preserve">Оригинал (папка «Оригинал»)</w:t>
             </w:r>
           </w:p>
         </w:tc>
@@ -1436,7 +1432,7 @@
               <w:rPr>
                 <w:sz w:val="17"/>
               </w:rPr>
-              <w:t xml:space="preserve">LG50干式螺杆真空泵说明书(中英）.pdf</w:t>
+              <w:t xml:space="preserve">LG50_Винтовой_вакуумный_насос_Руководство.pdf (исх.: LG50干式螺杆真空泵说明书(中英）.pdf)</w:t>
             </w:r>
           </w:p>
         </w:tc>
@@ -1550,7 +1546,7 @@
               <w:rPr>
                 <w:sz w:val="17"/>
               </w:rPr>
-              <w:t xml:space="preserve">罗茨泵中英文说明书.pdf</w:t>
+              <w:t xml:space="preserve">Насос_Рутса_Руководство.pdf (исх.: 罗茨泵中英文说明书.pdf)</w:t>
             </w:r>
           </w:p>
         </w:tc>
@@ -1664,7 +1660,7 @@
               <w:rPr>
                 <w:sz w:val="17"/>
               </w:rPr>
-              <w:t xml:space="preserve">扩散泵说明书（中英文）.pdf</w:t>
+              <w:t xml:space="preserve">Диффузионный_насос_Руководство.pdf (исх.: 扩散泵说明书（中英文）.pdf)</w:t>
             </w:r>
           </w:p>
         </w:tc>
@@ -1824,7 +1820,7 @@
               <w:rPr>
                 <w:sz w:val="17"/>
               </w:rPr>
-              <w:t xml:space="preserve">Исходный файл</w:t>
+              <w:t xml:space="preserve">Оригинал (папка «Оригинал»)</w:t>
             </w:r>
           </w:p>
         </w:tc>
@@ -1938,7 +1934,7 @@
               <w:rPr>
                 <w:sz w:val="17"/>
               </w:rPr>
-              <w:t xml:space="preserve">真空检测记录.pdf</w:t>
+              <w:t xml:space="preserve">Протокол_вакуумных_испытаний_системы.pdf (исх.: 真空检测记录.pdf)</w:t>
             </w:r>
           </w:p>
         </w:tc>
@@ -2052,7 +2048,7 @@
               <w:rPr>
                 <w:sz w:val="17"/>
               </w:rPr>
-              <w:t xml:space="preserve">气密性试验报告.pdf</w:t>
+              <w:t xml:space="preserve">Протокол_испытания_на_герметичность.pdf (исх.: 气密性试验报告.pdf)</w:t>
             </w:r>
           </w:p>
         </w:tc>
@@ -2166,7 +2162,7 @@
               <w:rPr>
                 <w:sz w:val="17"/>
               </w:rPr>
-              <w:t xml:space="preserve">出厂检验报告-齿轮流量计.pdf</w:t>
+              <w:t xml:space="preserve">Протокол_поверки_шестеренчатого_расходомера.pdf (исх.: 出厂检验报告-齿轮流量计.pdf)</w:t>
             </w:r>
           </w:p>
         </w:tc>
@@ -2280,7 +2276,7 @@
               <w:rPr>
                 <w:sz w:val="17"/>
               </w:rPr>
-              <w:t xml:space="preserve">检测报告，电容液位计.pdf</w:t>
+              <w:t xml:space="preserve">Протокол_проверки_емкостного_уровнемера.pdf (исх.: 检测报告，电容液位计.pdf)</w:t>
             </w:r>
           </w:p>
         </w:tc>
@@ -2394,7 +2390,7 @@
               <w:rPr>
                 <w:sz w:val="17"/>
               </w:rPr>
-              <w:t xml:space="preserve">检测报告，压力变送器.pdf</w:t>
+              <w:t xml:space="preserve">Протокол_проверки_датчика_давления.pdf (исх.: 检测报告，压力变送器.pdf)</w:t>
             </w:r>
           </w:p>
         </w:tc>
@@ -2554,7 +2550,7 @@
               <w:rPr>
                 <w:sz w:val="17"/>
               </w:rPr>
-              <w:t xml:space="preserve">Исходный файл</w:t>
+              <w:t xml:space="preserve">Оригинал (папка «Оригинал»)</w:t>
             </w:r>
           </w:p>
         </w:tc>
@@ -2668,7 +2664,7 @@
               <w:rPr>
                 <w:sz w:val="17"/>
               </w:rPr>
-              <w:t xml:space="preserve">UHZ-517磁性液位计（带变送器）-隔爆.pdf</w:t>
+              <w:t xml:space="preserve">Сертификат_Ex_магнитный_уровнемер_UHZ-517.pdf (исх.: UHZ-517磁性液位计（带变送器）-隔爆.pdf)</w:t>
             </w:r>
           </w:p>
         </w:tc>
@@ -2782,7 +2778,7 @@
               <w:rPr>
                 <w:sz w:val="17"/>
               </w:rPr>
-              <w:t xml:space="preserve">筱悠最新防爆证.pdf</w:t>
+              <w:t xml:space="preserve">Сертификат_Ex_шестеренчатый_расходомер.pdf (исх.: 筱悠最新防爆证.pdf)</w:t>
             </w:r>
           </w:p>
         </w:tc>
@@ -2896,7 +2892,7 @@
               <w:rPr>
                 <w:sz w:val="17"/>
               </w:rPr>
-              <w:t xml:space="preserve">压力、差压 防爆证(2)(1)(2).pdf</w:t>
+              <w:t xml:space="preserve">Сертификат_Ex_датчик_давления.pdf (исх.: 压力、差压 防爆证(2)(1)(2).pdf)</w:t>
             </w:r>
           </w:p>
         </w:tc>
@@ -3010,7 +3006,7 @@
               <w:rPr>
                 <w:sz w:val="17"/>
               </w:rPr>
-              <w:t xml:space="preserve">温度变送器防爆证书(1)(1).PDF</w:t>
+              <w:t xml:space="preserve">Сертификат_Ex_преобразователь_температуры.pdf (исх.: 温度变送器防爆证书(1)(1).PDF)</w:t>
             </w:r>
           </w:p>
         </w:tc>
@@ -3124,7 +3120,7 @@
               <w:rPr>
                 <w:sz w:val="17"/>
               </w:rPr>
-              <w:t xml:space="preserve">135f0a42e3ffe04c7c13288235396e9c.jpg</w:t>
+              <w:t xml:space="preserve">Сертификат_Ex_уровнемер_UHZ-SY-LB_копия1.jpg (исх.: 135f0a42e3ffe04c7c13288235396e9c.jpg)</w:t>
             </w:r>
           </w:p>
         </w:tc>
@@ -3238,7 +3234,7 @@
               <w:rPr>
                 <w:sz w:val="17"/>
               </w:rPr>
-              <w:t xml:space="preserve">d6e86ec4bc4ec574ca35b07bb9677a5d.jpg</w:t>
+              <w:t xml:space="preserve">Сертификат_Ex_уровнемер_UHZ-SY-LB_копия2.jpg (исх.: d6e86ec4bc4ec574ca35b07bb9677a5d.jpg)</w:t>
             </w:r>
           </w:p>
         </w:tc>
@@ -3352,7 +3348,7 @@
               <w:rPr>
                 <w:sz w:val="17"/>
               </w:rPr>
-              <w:t xml:space="preserve">5579d9e40d2279ac84ad51b63b4ebd57.jpg</w:t>
+              <w:t xml:space="preserve">Сертификат_Ex_датчик_температуры_копия1.jpg (исх.: 5579d9e40d2279ac84ad51b63b4ebd57.jpg)</w:t>
             </w:r>
           </w:p>
         </w:tc>
@@ -3466,7 +3462,7 @@
               <w:rPr>
                 <w:sz w:val="17"/>
               </w:rPr>
-              <w:t xml:space="preserve">5ca5b15188d6014680bd09a1e81a9024.jpg</w:t>
+              <w:t xml:space="preserve">Сертификат_Ex_датчик_температуры_копия2.jpg (исх.: 5ca5b15188d6014680bd09a1e81a9024.jpg)</w:t>
             </w:r>
           </w:p>
         </w:tc>
@@ -3608,7 +3604,7 @@
               <w:rPr>
                 <w:sz w:val="17"/>
               </w:rPr>
-              <w:t xml:space="preserve">Исходный файл</w:t>
+              <w:t xml:space="preserve">Оригинал (папка «Оригинал»)</w:t>
             </w:r>
           </w:p>
         </w:tc>
@@ -3690,7 +3686,7 @@
               <w:rPr>
                 <w:sz w:val="17"/>
               </w:rPr>
-              <w:t xml:space="preserve">真空泵曲线.jpg</w:t>
+              <w:t xml:space="preserve">График_быстроты_откачки_насоса.jpg (исх.: 真空泵曲线.jpg)</w:t>
             </w:r>
           </w:p>
         </w:tc>
@@ -3772,7 +3768,7 @@
               <w:rPr>
                 <w:sz w:val="17"/>
               </w:rPr>
-              <w:t xml:space="preserve">真空机组曲线.png</w:t>
+              <w:t xml:space="preserve">График_характеристик_насосов_LGB.png (исх.: 真空机组曲线.png)</w:t>
             </w:r>
           </w:p>
         </w:tc>
